--- a/S1-CL3-Cloud-Infrastructure-Improvement/assessments/AT2/AT2-Team-Implementation-Student.docx
+++ b/S1-CL3-Cloud-Infrastructure-Improvement/assessments/AT2/AT2-Team-Implementation-Student.docx
@@ -506,7 +506,7 @@
               <w:pStyle w:val="Assessortext"/>
             </w:pPr>
             <w:r>
-              <w:t>Students are assessed individually, within a team, on leading and facilitating the team that implements the approved Ledgerline improvement as infrastructure as code. AT2 is the second of three assessment tasks in the S1-CL3 Cloud Infrastructure Improvement cluster and the only group assessment in the semester.</w:t>
+              <w:t>Students are assessed individually, within a team, on leading and facilitating the team that implements the approved Enrolline improvement as infrastructure as code. AT2 is the second of three assessment tasks in the S1-CL3 Cloud Infrastructure Improvement cluster and the only group assessment in the semester.</w:t>
             </w:r>
           </w:p>
           <w:p>
@@ -593,7 +593,7 @@
               <w:pStyle w:val="Assessortext"/>
             </w:pPr>
             <w:r>
-              <w:t>YAT College has approved the improvement design for the Ledgerline cloud infrastructure. The MTS improvement team implements it: four members, one cloud component each, one integrated deployable template.</w:t>
+              <w:t>YAT College has approved the improvement design for the Enrolline cloud infrastructure. The MTS improvement team implements it: four members, one cloud component each, one integrated deployable template.</w:t>
             </w:r>
           </w:p>
           <w:p>
@@ -1362,7 +1362,7 @@
           <w:i w:val="0"/>
           <w:sz w:val="21"/>
         </w:rPr>
-        <w:t>YAT College has approved the improvement design for the Ledgerline cloud infrastructure. Your MP Tech Solutions team now implements it. The team is four members, each owning one cloud component — network, compute, database, or storage — and together you produce one integrated, deployable template.</w:t>
+        <w:t>YAT College has approved the improvement design for the Enrolline cloud infrastructure. Your MP Tech Solutions team now implements it. The team is four members, each owning one cloud component — network, compute, database, or storage — and together you produce one integrated, deployable template.</w:t>
       </w:r>
     </w:p>
     <w:p>
@@ -1694,7 +1694,7 @@
             <w:color w:val="0563C1"/>
             <w:u w:val="single"/>
           </w:rPr>
-          <w:t>Improvement Requirements — the outcomes the implementation serves</w:t>
+          <w:t>Approved Improvement Design — the agreed design your team implements</w:t>
         </w:r>
       </w:hyperlink>
     </w:p>
@@ -1716,7 +1716,7 @@
             <w:color w:val="0563C1"/>
             <w:u w:val="single"/>
           </w:rPr>
-          <w:t>Accounting System Infrastructure Specifications — the baseline you are improving</w:t>
+          <w:t>Improvement Requirements — the outcomes the implementation serves</w:t>
         </w:r>
       </w:hyperlink>
     </w:p>
@@ -1738,7 +1738,7 @@
             <w:color w:val="0563C1"/>
             <w:u w:val="single"/>
           </w:rPr>
-          <w:t>Acceptable Use Policy — the code of conduct your team works under</w:t>
+          <w:t>Enrolline Infrastructure Specifications — the baseline you are improving</w:t>
         </w:r>
       </w:hyperlink>
     </w:p>
@@ -1760,7 +1760,7 @@
             <w:color w:val="0563C1"/>
             <w:u w:val="single"/>
           </w:rPr>
-          <w:t>Work Health &amp; Safety Policy — the safety obligations that apply to how the team works</w:t>
+          <w:t>Acceptable Use Policy — the code of conduct your team works under</w:t>
         </w:r>
       </w:hyperlink>
     </w:p>
@@ -1782,6 +1782,28 @@
             <w:color w:val="0563C1"/>
             <w:u w:val="single"/>
           </w:rPr>
+          <w:t>Work Health &amp; Safety Policy — the safety obligations that apply to how the team works</w:t>
+        </w:r>
+      </w:hyperlink>
+    </w:p>
+    <w:p>
+      <w:pPr>
+        <w:spacing w:after="120"/>
+        <w:ind w:left="340"/>
+      </w:pPr>
+      <w:r>
+        <w:rPr>
+          <w:sz w:val="21"/>
+        </w:rPr>
+        <w:t xml:space="preserve">•  </w:t>
+      </w:r>
+      <w:hyperlink r:id="rId22">
+        <w:r>
+          <w:rPr>
+            <w:sz w:val="21"/>
+            <w:color w:val="0563C1"/>
+            <w:u w:val="single"/>
+          </w:rPr>
           <w:t>Change Management Procedure — the governance the team's work sits under</w:t>
         </w:r>
       </w:hyperlink>
@@ -1956,7 +1978,7 @@
         </w:rPr>
         <w:t xml:space="preserve">•  </w:t>
       </w:r>
-      <w:hyperlink r:id="rId17">
+      <w:hyperlink r:id="rId18">
         <w:r>
           <w:rPr>
             <w:sz w:val="19"/>
@@ -1978,7 +2000,7 @@
         </w:rPr>
         <w:t xml:space="preserve">•  </w:t>
       </w:r>
-      <w:hyperlink r:id="rId22">
+      <w:hyperlink r:id="rId23">
         <w:r>
           <w:rPr>
             <w:sz w:val="19"/>
